--- a/Docs/Documentacao-Douglas-Almeida.docx.docx
+++ b/Docs/Documentacao-Douglas-Almeida.docx.docx
@@ -115,6 +115,16 @@
           <w:szCs w:val="28"/>
         </w:rPr>
       </w:pPr>
+      <w:r>
+        <w:rPr>
+          <w:rFonts w:cs="Arial"/>
+          <w:b/>
+          <w:bCs/>
+          <w:sz w:val="28"/>
+          <w:szCs w:val="28"/>
+        </w:rPr>
+        <w:t xml:space="preserve"> </w:t>
+      </w:r>
     </w:p>
     <w:p>
       <w:pPr>
@@ -6770,6 +6780,7 @@
   <w:style w:type="character" w:default="1" w:styleId="Fontepargpadro">
     <w:name w:val="Default Paragraph Font"/>
     <w:uiPriority w:val="1"/>
+    <w:semiHidden/>
     <w:unhideWhenUsed/>
   </w:style>
   <w:style w:type="table" w:default="1" w:styleId="Tabelanormal">
